--- a/ВКР/Отзыв научного руководителя.docx
+++ b/ВКР/Отзыв научного руководителя.docx
@@ -1,6 +1,6 @@
 
 <file path=word/document.xml><?xml version="1.0" encoding="utf-8"?>
-<w:document xmlns:wpc="http://schemas.microsoft.com/office/word/2010/wordprocessingCanvas" xmlns:cx="http://schemas.microsoft.com/office/drawing/2014/chartex" xmlns:cx1="http://schemas.microsoft.com/office/drawing/2015/9/8/chartex" xmlns:cx2="http://schemas.microsoft.com/office/drawing/2015/10/21/chartex" xmlns:cx3="http://schemas.microsoft.com/office/drawing/2016/5/9/chartex" xmlns:cx4="http://schemas.microsoft.com/office/drawing/2016/5/10/chartex" xmlns:cx5="http://schemas.microsoft.com/office/drawing/2016/5/11/chartex" xmlns:cx6="http://schemas.microsoft.com/office/drawing/2016/5/12/chartex" xmlns:cx7="http://schemas.microsoft.com/office/drawing/2016/5/13/chartex" xmlns:cx8="http://schemas.microsoft.com/office/drawing/2016/5/14/chartex" xmlns:mc="http://schemas.openxmlformats.org/markup-compatibility/2006" xmlns:aink="http://schemas.microsoft.com/office/drawing/2016/ink" xmlns:am3d="http://schemas.microsoft.com/office/drawing/2017/model3d" xmlns:o="urn:schemas-microsoft-com:office:office" xmlns:oel="http://schemas.microsoft.com/office/2019/extlst" xmlns:r="http://schemas.openxmlformats.org/officeDocument/2006/relationships" xmlns:m="http://schemas.openxmlformats.org/officeDocument/2006/math" xmlns:v="urn:schemas-microsoft-com:vml" xmlns:wp14="http://schemas.microsoft.com/office/word/2010/wordprocessingDrawing" xmlns:wp="http://schemas.openxmlformats.org/drawingml/2006/wordprocessingDrawing" xmlns:w10="urn:schemas-microsoft-com:office:word" xmlns:w="http://schemas.openxmlformats.org/wordprocessingml/2006/main" xmlns:w14="http://schemas.microsoft.com/office/word/2010/wordml" xmlns:w15="http://schemas.microsoft.com/office/word/2012/wordml" xmlns:w16cex="http://schemas.microsoft.com/office/word/2018/wordml/cex" xmlns:w16cid="http://schemas.microsoft.com/office/word/2016/wordml/cid" xmlns:w16="http://schemas.microsoft.com/office/word/2018/wordml" xmlns:w16du="http://schemas.microsoft.com/office/word/2023/wordml/word16du" xmlns:w16sdtdh="http://schemas.microsoft.com/office/word/2020/wordml/sdtdatahash" xmlns:w16sdtfl="http://schemas.microsoft.com/office/word/2024/wordml/sdtformatlock" xmlns:w16se="http://schemas.microsoft.com/office/word/2015/wordml/symex" xmlns:wpg="http://schemas.microsoft.com/office/word/2010/wordprocessingGroup" xmlns:wpi="http://schemas.microsoft.com/office/word/2010/wordprocessingInk" xmlns:wne="http://schemas.microsoft.com/office/word/2006/wordml" xmlns:wps="http://schemas.microsoft.com/office/word/2010/wordprocessingShape" mc:Ignorable="w14 w15 w16se w16cid w16 w16cex w16sdtdh w16sdtfl w16du wp14">
+<w:document xmlns:wpc="http://schemas.microsoft.com/office/word/2010/wordprocessingCanvas" xmlns:cx="http://schemas.microsoft.com/office/drawing/2014/chartex" xmlns:cx1="http://schemas.microsoft.com/office/drawing/2015/9/8/chartex" xmlns:mc="http://schemas.openxmlformats.org/markup-compatibility/2006" xmlns:o="urn:schemas-microsoft-com:office:office" xmlns:r="http://schemas.openxmlformats.org/officeDocument/2006/relationships" xmlns:m="http://schemas.openxmlformats.org/officeDocument/2006/math" xmlns:v="urn:schemas-microsoft-com:vml" xmlns:wp14="http://schemas.microsoft.com/office/word/2010/wordprocessingDrawing" xmlns:wp="http://schemas.openxmlformats.org/drawingml/2006/wordprocessingDrawing" xmlns:w10="urn:schemas-microsoft-com:office:word" xmlns:w="http://schemas.openxmlformats.org/wordprocessingml/2006/main" xmlns:w14="http://schemas.microsoft.com/office/word/2010/wordml" xmlns:w15="http://schemas.microsoft.com/office/word/2012/wordml" xmlns:w16se="http://schemas.microsoft.com/office/word/2015/wordml/symex" xmlns:wpg="http://schemas.microsoft.com/office/word/2010/wordprocessingGroup" xmlns:wpi="http://schemas.microsoft.com/office/word/2010/wordprocessingInk" xmlns:wne="http://schemas.microsoft.com/office/word/2006/wordml" xmlns:wps="http://schemas.microsoft.com/office/word/2010/wordprocessingShape" mc:Ignorable="w14 w15 w16se wp14">
   <w:body>
     <w:p>
       <w:pPr>
@@ -93,7 +93,16 @@
           <w:rFonts w:ascii="Times New Roman" w:eastAsia="Times New Roman" w:hAnsi="Times New Roman" w:cs="Times New Roman"/>
           <w:highlight w:val="yellow"/>
         </w:rPr>
-        <w:t>Институт перспективных технологий и индустриального программирования</w:t>
+        <w:t>Институт пе</w:t>
+      </w:r>
+      <w:bookmarkStart w:id="0" w:name="_GoBack"/>
+      <w:bookmarkEnd w:id="0"/>
+      <w:r>
+        <w:rPr>
+          <w:rFonts w:ascii="Times New Roman" w:eastAsia="Times New Roman" w:hAnsi="Times New Roman" w:cs="Times New Roman"/>
+          <w:highlight w:val="yellow"/>
+        </w:rPr>
+        <w:t>рспективных технологий и индустриального программирования</w:t>
       </w:r>
       <w:r>
         <w:rPr>
@@ -246,7 +255,10 @@
         </w:rPr>
       </w:pPr>
       <w:r>
-        <w:t xml:space="preserve">Руководитель: </w:t>
+        <w:t>Руководител</w:t>
+      </w:r>
+      <w:r>
+        <w:t xml:space="preserve">ь: </w:t>
       </w:r>
       <w:r>
         <w:t>Хоменко Татьяна Владимировна</w:t>
@@ -340,7 +352,35 @@
           <w:sz w:val="20"/>
           <w:szCs w:val="18"/>
         </w:rPr>
-        <w:t>Выпускная квалификационная работа посвящена разработке информационной системы для персонализированного подбора товарных позиций и готовых блюд с учётом баланса калорий, белков, жиров и углеводов (КБЖУ) корзины пользователя. Тема актуальна в контексте задач национального проекта «Продолжительная и активная жизнь» и развития онлайн-сервисов продуктовой розницы, не обеспечивающих контроль КБЖУ. В работе выполнен обзор существующих сервисов, дана математическая постановка задачи о рационе, сформулированы пользовательские предпочтения через бинарные отношения и спроектирована клиент-серверная архитектура с гибридным хранилищем (PostgreSQL и MongoDB). Реализована полная система на стеке Go (Gin, GORM), Vue 3 с TypeScript и Python (scikit-learn, TruncatedSVD) с гибридным модулем рекомендаций. Проведено модульное, интеграционное и нагрузочное тестирование, оценка качества по метрикам Precision@K, Recall@K и авторской метрике NAS (индекс нутриентного соответствия).</w:t>
+        <w:t xml:space="preserve">Выпускная квалификационная работа посвящена разработке </w:t>
+      </w:r>
+      <w:r>
+        <w:rPr>
+          <w:sz w:val="20"/>
+          <w:szCs w:val="18"/>
+        </w:rPr>
+        <w:t>информационной системы для персонализированного подбора товарных позиций и готовых блюд с учётом баланса калорий, белков, жиров и углеводов (КБЖУ) корзины пользователя. Тема актуальна в контексте задач национального проекта «Продолжительная и активная жизн</w:t>
+      </w:r>
+      <w:r>
+        <w:rPr>
+          <w:sz w:val="20"/>
+          <w:szCs w:val="18"/>
+        </w:rPr>
+        <w:t>ь» и развития онлайн-сервисов продуктовой розницы, не обеспечивающих контроль КБЖУ. В работе выполнен обзор существующих сервисов, дана математическая постановка задачи о рационе, сформулированы пользовательские предпочтения через бинарные отношения и спро</w:t>
+      </w:r>
+      <w:r>
+        <w:rPr>
+          <w:sz w:val="20"/>
+          <w:szCs w:val="18"/>
+        </w:rPr>
+        <w:t>ектирована клиент-серверная архитектура с гибридным хранилищем (PostgreSQL и MongoDB). Реализована полная система на стеке Go (Gin, GORM), Vue 3 с TypeScript и Python (scikit-learn, TruncatedSVD) с гибридным модулем рекомендаций. Проведено модульное, интег</w:t>
+      </w:r>
+      <w:r>
+        <w:rPr>
+          <w:sz w:val="20"/>
+          <w:szCs w:val="18"/>
+        </w:rPr>
+        <w:t>рационное и нагрузочное тестирование, оценка качества по метрикам Precision@K, Recall@K и авторской метрике NAS (индекс нутриентного соответствия).</w:t>
       </w:r>
     </w:p>
     <w:p>
@@ -359,7 +399,14 @@
           <w:sz w:val="20"/>
           <w:szCs w:val="18"/>
         </w:rPr>
-        <w:t>Работа выполнена на хорошем уровне. Текст структурирован, содержит все необходимые разделы, оформлен в соответствии с требованиям</w:t>
+        <w:t>Работа выполнена на хорошем уровне. Текст структурирован, содержит все необходимые разделы, оформлен в соотв</w:t>
+      </w:r>
+      <w:r>
+        <w:rPr>
+          <w:sz w:val="20"/>
+          <w:szCs w:val="18"/>
+        </w:rPr>
+        <w:t>етствии с требованиям</w:t>
       </w:r>
       <w:r>
         <w:rPr>
@@ -467,7 +514,21 @@
           <w:sz w:val="20"/>
           <w:szCs w:val="18"/>
         </w:rPr>
-        <w:t>Сроки выполнения работы выдержаны в соответствии с графиком. Результаты получены самостоятельно. Автор продемонстрировал способность работать с теоретической и специальной литературой, владение теоретическими знаниями и практическими навыками, необходимыми для реализации сложного программного проекта, объединяющего три различных технологических стека.</w:t>
+        <w:t>Ср</w:t>
+      </w:r>
+      <w:r>
+        <w:rPr>
+          <w:sz w:val="20"/>
+          <w:szCs w:val="18"/>
+        </w:rPr>
+        <w:t>оки выполнения работы выдержаны в соответствии с графиком. Результаты получены самостоятельно. Автор продемонстрировал способность работать с теоретической и специальной литературой, владение теоретическими знаниями и практическими навыками, необходимыми д</w:t>
+      </w:r>
+      <w:r>
+        <w:rPr>
+          <w:sz w:val="20"/>
+          <w:szCs w:val="18"/>
+        </w:rPr>
+        <w:t>ля реализации сложного программного проекта, объединяющего три различных технологических стека.</w:t>
       </w:r>
     </w:p>
     <w:p>
@@ -540,7 +601,15 @@
           <w:bCs/>
           <w:sz w:val="20"/>
         </w:rPr>
-        <w:t>Сформированность компетенций в ходе работы над ВКР:</w:t>
+        <w:t xml:space="preserve">Сформированность </w:t>
+      </w:r>
+      <w:r>
+        <w:rPr>
+          <w:b/>
+          <w:bCs/>
+          <w:sz w:val="20"/>
+        </w:rPr>
+        <w:t>компетенций в ходе работы над ВКР:</w:t>
       </w:r>
     </w:p>
     <w:p>
@@ -593,23 +662,13 @@
         <w:tab/>
         <w:t xml:space="preserve">считаю, что выпускная квалификационная работа </w:t>
       </w:r>
-      <w:proofErr w:type="spellStart"/>
       <w:r>
         <w:rPr>
           <w:b/>
           <w:bCs/>
           <w:sz w:val="20"/>
         </w:rPr>
-        <w:t>Болдинова</w:t>
-      </w:r>
-      <w:proofErr w:type="spellEnd"/>
-      <w:r>
-        <w:rPr>
-          <w:b/>
-          <w:bCs/>
-          <w:sz w:val="20"/>
-        </w:rPr>
-        <w:t xml:space="preserve"> Алексея Валерьевича </w:t>
+        <w:t xml:space="preserve">Болдинова Алексея Валерьевича </w:t>
       </w:r>
       <w:r>
         <w:rPr>
@@ -617,7 +676,24 @@
           <w:bCs/>
           <w:sz w:val="20"/>
         </w:rPr>
-        <w:t>заслуживает оценки «_____________», а её автор достоин присвоения квалификации «магистр» по направлению 09.04.02 «Информационные системы и технологии».</w:t>
+        <w:t>заслуживает оценки «</w:t>
+      </w:r>
+      <w:r>
+        <w:rPr>
+          <w:b/>
+          <w:bCs/>
+          <w:sz w:val="20"/>
+          <w:highlight w:val="yellow"/>
+        </w:rPr>
+        <w:t>_____________</w:t>
+      </w:r>
+      <w:r>
+        <w:rPr>
+          <w:b/>
+          <w:bCs/>
+          <w:sz w:val="20"/>
+        </w:rPr>
+        <w:t>», а её автор достоин присвоения квалификации «магистр» по направлению 09.04.02 «Информационные системы и технологии».</w:t>
       </w:r>
     </w:p>
     <w:p>
@@ -728,7 +804,14 @@
           <w:sz w:val="18"/>
           <w:szCs w:val="18"/>
         </w:rPr>
-        <w:t>фамилия и инициалы</w:t>
+        <w:t>фами</w:t>
+      </w:r>
+      <w:r>
+        <w:rPr>
+          <w:sz w:val="18"/>
+          <w:szCs w:val="18"/>
+        </w:rPr>
+        <w:t>лия и инициалы</w:t>
       </w:r>
       <w:r>
         <w:rPr>
@@ -757,17 +840,7 @@
           <w:bCs/>
           <w:i/>
         </w:rPr>
-        <w:t xml:space="preserve"> </w:t>
-      </w:r>
-      <w:proofErr w:type="gramStart"/>
-      <w:r>
-        <w:rPr>
-          <w:rFonts w:ascii="Times New Roman" w:eastAsia="Times New Roman" w:hAnsi="Times New Roman" w:cs="Times New Roman"/>
-          <w:b/>
-          <w:bCs/>
-          <w:i/>
-        </w:rPr>
-        <w:t>«</w:t>
+        <w:t xml:space="preserve"> «</w:t>
       </w:r>
       <w:r>
         <w:rPr>
@@ -776,27 +849,7 @@
           <w:i/>
           <w:color w:val="FF0000"/>
         </w:rPr>
-        <w:t xml:space="preserve">  </w:t>
-      </w:r>
-      <w:proofErr w:type="gramEnd"/>
-      <w:r>
-        <w:rPr>
-          <w:rFonts w:ascii="Times New Roman" w:eastAsia="Times New Roman" w:hAnsi="Times New Roman" w:cs="Times New Roman"/>
-          <w:bCs/>
-          <w:i/>
-          <w:color w:val="FF0000"/>
-        </w:rPr>
-        <w:t xml:space="preserve"> </w:t>
-      </w:r>
-      <w:proofErr w:type="gramStart"/>
-      <w:r>
-        <w:rPr>
-          <w:rFonts w:ascii="Times New Roman" w:eastAsia="Times New Roman" w:hAnsi="Times New Roman" w:cs="Times New Roman"/>
-          <w:bCs/>
-          <w:i/>
-          <w:color w:val="FF0000"/>
-        </w:rPr>
-        <w:t xml:space="preserve">  </w:t>
+        <w:t xml:space="preserve">     </w:t>
       </w:r>
       <w:r>
         <w:rPr>
@@ -805,17 +858,7 @@
           <w:bCs/>
           <w:i/>
         </w:rPr>
-        <w:t>»</w:t>
-      </w:r>
-      <w:proofErr w:type="gramEnd"/>
-      <w:r>
-        <w:rPr>
-          <w:rFonts w:ascii="Times New Roman" w:eastAsia="Times New Roman" w:hAnsi="Times New Roman" w:cs="Times New Roman"/>
-          <w:b/>
-          <w:bCs/>
-          <w:i/>
-        </w:rPr>
-        <w:t xml:space="preserve"> </w:t>
+        <w:t xml:space="preserve">» </w:t>
       </w:r>
       <w:r>
         <w:rPr>
@@ -858,7 +901,7 @@
 </file>
 
 <file path=word/endnotes.xml><?xml version="1.0" encoding="utf-8"?>
-<w:endnotes xmlns:wpc="http://schemas.microsoft.com/office/word/2010/wordprocessingCanvas" xmlns:cx="http://schemas.microsoft.com/office/drawing/2014/chartex" xmlns:cx1="http://schemas.microsoft.com/office/drawing/2015/9/8/chartex" xmlns:cx2="http://schemas.microsoft.com/office/drawing/2015/10/21/chartex" xmlns:cx3="http://schemas.microsoft.com/office/drawing/2016/5/9/chartex" xmlns:cx4="http://schemas.microsoft.com/office/drawing/2016/5/10/chartex" xmlns:cx5="http://schemas.microsoft.com/office/drawing/2016/5/11/chartex" xmlns:cx6="http://schemas.microsoft.com/office/drawing/2016/5/12/chartex" xmlns:cx7="http://schemas.microsoft.com/office/drawing/2016/5/13/chartex" xmlns:cx8="http://schemas.microsoft.com/office/drawing/2016/5/14/chartex" xmlns:mc="http://schemas.openxmlformats.org/markup-compatibility/2006" xmlns:aink="http://schemas.microsoft.com/office/drawing/2016/ink" xmlns:am3d="http://schemas.microsoft.com/office/drawing/2017/model3d" xmlns:o="urn:schemas-microsoft-com:office:office" xmlns:oel="http://schemas.microsoft.com/office/2019/extlst" xmlns:r="http://schemas.openxmlformats.org/officeDocument/2006/relationships" xmlns:m="http://schemas.openxmlformats.org/officeDocument/2006/math" xmlns:v="urn:schemas-microsoft-com:vml" xmlns:wp14="http://schemas.microsoft.com/office/word/2010/wordprocessingDrawing" xmlns:wp="http://schemas.openxmlformats.org/drawingml/2006/wordprocessingDrawing" xmlns:w10="urn:schemas-microsoft-com:office:word" xmlns:w="http://schemas.openxmlformats.org/wordprocessingml/2006/main" xmlns:w14="http://schemas.microsoft.com/office/word/2010/wordml" xmlns:w15="http://schemas.microsoft.com/office/word/2012/wordml" xmlns:w16cex="http://schemas.microsoft.com/office/word/2018/wordml/cex" xmlns:w16cid="http://schemas.microsoft.com/office/word/2016/wordml/cid" xmlns:w16="http://schemas.microsoft.com/office/word/2018/wordml" xmlns:w16du="http://schemas.microsoft.com/office/word/2023/wordml/word16du" xmlns:w16sdtdh="http://schemas.microsoft.com/office/word/2020/wordml/sdtdatahash" xmlns:w16sdtfl="http://schemas.microsoft.com/office/word/2024/wordml/sdtformatlock" xmlns:w16se="http://schemas.microsoft.com/office/word/2015/wordml/symex" xmlns:wpg="http://schemas.microsoft.com/office/word/2010/wordprocessingGroup" xmlns:wpi="http://schemas.microsoft.com/office/word/2010/wordprocessingInk" xmlns:wne="http://schemas.microsoft.com/office/word/2006/wordml" xmlns:wps="http://schemas.microsoft.com/office/word/2010/wordprocessingShape" mc:Ignorable="w14 w15 w16se w16cid w16 w16cex w16sdtdh w16sdtfl w16du wp14">
+<w:endnotes xmlns:wpc="http://schemas.microsoft.com/office/word/2010/wordprocessingCanvas" xmlns:cx="http://schemas.microsoft.com/office/drawing/2014/chartex" xmlns:cx1="http://schemas.microsoft.com/office/drawing/2015/9/8/chartex" xmlns:mc="http://schemas.openxmlformats.org/markup-compatibility/2006" xmlns:o="urn:schemas-microsoft-com:office:office" xmlns:r="http://schemas.openxmlformats.org/officeDocument/2006/relationships" xmlns:m="http://schemas.openxmlformats.org/officeDocument/2006/math" xmlns:v="urn:schemas-microsoft-com:vml" xmlns:wp14="http://schemas.microsoft.com/office/word/2010/wordprocessingDrawing" xmlns:wp="http://schemas.openxmlformats.org/drawingml/2006/wordprocessingDrawing" xmlns:w10="urn:schemas-microsoft-com:office:word" xmlns:w="http://schemas.openxmlformats.org/wordprocessingml/2006/main" xmlns:w14="http://schemas.microsoft.com/office/word/2010/wordml" xmlns:w15="http://schemas.microsoft.com/office/word/2012/wordml" xmlns:w16se="http://schemas.microsoft.com/office/word/2015/wordml/symex" xmlns:wpg="http://schemas.microsoft.com/office/word/2010/wordprocessingGroup" xmlns:wpi="http://schemas.microsoft.com/office/word/2010/wordprocessingInk" xmlns:wne="http://schemas.microsoft.com/office/word/2006/wordml" xmlns:wps="http://schemas.microsoft.com/office/word/2010/wordprocessingShape" mc:Ignorable="w14 w15 w16se wp14">
   <w:endnote w:type="separator" w:id="-1">
     <w:p>
       <w:pPr>
@@ -883,7 +926,7 @@
 </file>
 
 <file path=word/footnotes.xml><?xml version="1.0" encoding="utf-8"?>
-<w:footnotes xmlns:wpc="http://schemas.microsoft.com/office/word/2010/wordprocessingCanvas" xmlns:cx="http://schemas.microsoft.com/office/drawing/2014/chartex" xmlns:cx1="http://schemas.microsoft.com/office/drawing/2015/9/8/chartex" xmlns:cx2="http://schemas.microsoft.com/office/drawing/2015/10/21/chartex" xmlns:cx3="http://schemas.microsoft.com/office/drawing/2016/5/9/chartex" xmlns:cx4="http://schemas.microsoft.com/office/drawing/2016/5/10/chartex" xmlns:cx5="http://schemas.microsoft.com/office/drawing/2016/5/11/chartex" xmlns:cx6="http://schemas.microsoft.com/office/drawing/2016/5/12/chartex" xmlns:cx7="http://schemas.microsoft.com/office/drawing/2016/5/13/chartex" xmlns:cx8="http://schemas.microsoft.com/office/drawing/2016/5/14/chartex" xmlns:mc="http://schemas.openxmlformats.org/markup-compatibility/2006" xmlns:aink="http://schemas.microsoft.com/office/drawing/2016/ink" xmlns:am3d="http://schemas.microsoft.com/office/drawing/2017/model3d" xmlns:o="urn:schemas-microsoft-com:office:office" xmlns:oel="http://schemas.microsoft.com/office/2019/extlst" xmlns:r="http://schemas.openxmlformats.org/officeDocument/2006/relationships" xmlns:m="http://schemas.openxmlformats.org/officeDocument/2006/math" xmlns:v="urn:schemas-microsoft-com:vml" xmlns:wp14="http://schemas.microsoft.com/office/word/2010/wordprocessingDrawing" xmlns:wp="http://schemas.openxmlformats.org/drawingml/2006/wordprocessingDrawing" xmlns:w10="urn:schemas-microsoft-com:office:word" xmlns:w="http://schemas.openxmlformats.org/wordprocessingml/2006/main" xmlns:w14="http://schemas.microsoft.com/office/word/2010/wordml" xmlns:w15="http://schemas.microsoft.com/office/word/2012/wordml" xmlns:w16cex="http://schemas.microsoft.com/office/word/2018/wordml/cex" xmlns:w16cid="http://schemas.microsoft.com/office/word/2016/wordml/cid" xmlns:w16="http://schemas.microsoft.com/office/word/2018/wordml" xmlns:w16du="http://schemas.microsoft.com/office/word/2023/wordml/word16du" xmlns:w16sdtdh="http://schemas.microsoft.com/office/word/2020/wordml/sdtdatahash" xmlns:w16sdtfl="http://schemas.microsoft.com/office/word/2024/wordml/sdtformatlock" xmlns:w16se="http://schemas.microsoft.com/office/word/2015/wordml/symex" xmlns:wpg="http://schemas.microsoft.com/office/word/2010/wordprocessingGroup" xmlns:wpi="http://schemas.microsoft.com/office/word/2010/wordprocessingInk" xmlns:wne="http://schemas.microsoft.com/office/word/2006/wordml" xmlns:wps="http://schemas.microsoft.com/office/word/2010/wordprocessingShape" mc:Ignorable="w14 w15 w16se w16cid w16 w16cex w16sdtdh w16sdtfl w16du wp14">
+<w:footnotes xmlns:wpc="http://schemas.microsoft.com/office/word/2010/wordprocessingCanvas" xmlns:cx="http://schemas.microsoft.com/office/drawing/2014/chartex" xmlns:cx1="http://schemas.microsoft.com/office/drawing/2015/9/8/chartex" xmlns:mc="http://schemas.openxmlformats.org/markup-compatibility/2006" xmlns:o="urn:schemas-microsoft-com:office:office" xmlns:r="http://schemas.openxmlformats.org/officeDocument/2006/relationships" xmlns:m="http://schemas.openxmlformats.org/officeDocument/2006/math" xmlns:v="urn:schemas-microsoft-com:vml" xmlns:wp14="http://schemas.microsoft.com/office/word/2010/wordprocessingDrawing" xmlns:wp="http://schemas.openxmlformats.org/drawingml/2006/wordprocessingDrawing" xmlns:w10="urn:schemas-microsoft-com:office:word" xmlns:w="http://schemas.openxmlformats.org/wordprocessingml/2006/main" xmlns:w14="http://schemas.microsoft.com/office/word/2010/wordml" xmlns:w15="http://schemas.microsoft.com/office/word/2012/wordml" xmlns:w16se="http://schemas.microsoft.com/office/word/2015/wordml/symex" xmlns:wpg="http://schemas.microsoft.com/office/word/2010/wordprocessingGroup" xmlns:wpi="http://schemas.microsoft.com/office/word/2010/wordprocessingInk" xmlns:wne="http://schemas.microsoft.com/office/word/2006/wordml" xmlns:wps="http://schemas.microsoft.com/office/word/2010/wordprocessingShape" mc:Ignorable="w14 w15 w16se wp14">
   <w:footnote w:type="separator" w:id="-1">
     <w:p>
       <w:pPr>
@@ -908,7 +951,7 @@
 </file>
 
 <file path=word/numbering.xml><?xml version="1.0" encoding="utf-8"?>
-<w:numbering xmlns:wpc="http://schemas.microsoft.com/office/word/2010/wordprocessingCanvas" xmlns:cx="http://schemas.microsoft.com/office/drawing/2014/chartex" xmlns:cx1="http://schemas.microsoft.com/office/drawing/2015/9/8/chartex" xmlns:cx2="http://schemas.microsoft.com/office/drawing/2015/10/21/chartex" xmlns:cx3="http://schemas.microsoft.com/office/drawing/2016/5/9/chartex" xmlns:cx4="http://schemas.microsoft.com/office/drawing/2016/5/10/chartex" xmlns:cx5="http://schemas.microsoft.com/office/drawing/2016/5/11/chartex" xmlns:cx6="http://schemas.microsoft.com/office/drawing/2016/5/12/chartex" xmlns:cx7="http://schemas.microsoft.com/office/drawing/2016/5/13/chartex" xmlns:cx8="http://schemas.microsoft.com/office/drawing/2016/5/14/chartex" xmlns:mc="http://schemas.openxmlformats.org/markup-compatibility/2006" xmlns:aink="http://schemas.microsoft.com/office/drawing/2016/ink" xmlns:am3d="http://schemas.microsoft.com/office/drawing/2017/model3d" xmlns:o="urn:schemas-microsoft-com:office:office" xmlns:oel="http://schemas.microsoft.com/office/2019/extlst" xmlns:r="http://schemas.openxmlformats.org/officeDocument/2006/relationships" xmlns:m="http://schemas.openxmlformats.org/officeDocument/2006/math" xmlns:v="urn:schemas-microsoft-com:vml" xmlns:wp14="http://schemas.microsoft.com/office/word/2010/wordprocessingDrawing" xmlns:wp="http://schemas.openxmlformats.org/drawingml/2006/wordprocessingDrawing" xmlns:w10="urn:schemas-microsoft-com:office:word" xmlns:w="http://schemas.openxmlformats.org/wordprocessingml/2006/main" xmlns:w14="http://schemas.microsoft.com/office/word/2010/wordml" xmlns:w15="http://schemas.microsoft.com/office/word/2012/wordml" xmlns:w16cex="http://schemas.microsoft.com/office/word/2018/wordml/cex" xmlns:w16cid="http://schemas.microsoft.com/office/word/2016/wordml/cid" xmlns:w16="http://schemas.microsoft.com/office/word/2018/wordml" xmlns:w16du="http://schemas.microsoft.com/office/word/2023/wordml/word16du" xmlns:w16sdtdh="http://schemas.microsoft.com/office/word/2020/wordml/sdtdatahash" xmlns:w16sdtfl="http://schemas.microsoft.com/office/word/2024/wordml/sdtformatlock" xmlns:w16se="http://schemas.microsoft.com/office/word/2015/wordml/symex" xmlns:wpg="http://schemas.microsoft.com/office/word/2010/wordprocessingGroup" xmlns:wpi="http://schemas.microsoft.com/office/word/2010/wordprocessingInk" xmlns:wne="http://schemas.microsoft.com/office/word/2006/wordml" xmlns:wps="http://schemas.microsoft.com/office/word/2010/wordprocessingShape" mc:Ignorable="w14 w15 w16se w16cid w16 w16cex w16sdtdh w16sdtfl w16du wp14">
+<w:numbering xmlns:wpc="http://schemas.microsoft.com/office/word/2010/wordprocessingCanvas" xmlns:cx="http://schemas.microsoft.com/office/drawing/2014/chartex" xmlns:cx1="http://schemas.microsoft.com/office/drawing/2015/9/8/chartex" xmlns:mc="http://schemas.openxmlformats.org/markup-compatibility/2006" xmlns:o="urn:schemas-microsoft-com:office:office" xmlns:r="http://schemas.openxmlformats.org/officeDocument/2006/relationships" xmlns:m="http://schemas.openxmlformats.org/officeDocument/2006/math" xmlns:v="urn:schemas-microsoft-com:vml" xmlns:wp14="http://schemas.microsoft.com/office/word/2010/wordprocessingDrawing" xmlns:wp="http://schemas.openxmlformats.org/drawingml/2006/wordprocessingDrawing" xmlns:w10="urn:schemas-microsoft-com:office:word" xmlns:w="http://schemas.openxmlformats.org/wordprocessingml/2006/main" xmlns:w14="http://schemas.microsoft.com/office/word/2010/wordml" xmlns:w15="http://schemas.microsoft.com/office/word/2012/wordml" xmlns:w16se="http://schemas.microsoft.com/office/word/2015/wordml/symex" xmlns:wpg="http://schemas.microsoft.com/office/word/2010/wordprocessingGroup" xmlns:wpi="http://schemas.microsoft.com/office/word/2010/wordprocessingInk" xmlns:wne="http://schemas.microsoft.com/office/word/2006/wordml" xmlns:wps="http://schemas.microsoft.com/office/word/2010/wordprocessingShape" mc:Ignorable="w14 w15 w16se wp14">
   <w:abstractNum w:abstractNumId="0" w15:restartNumberingAfterBreak="0">
     <w:nsid w:val="44110F77"/>
     <w:multiLevelType w:val="hybridMultilevel"/>
@@ -995,14 +1038,14 @@
       </w:pPr>
     </w:lvl>
   </w:abstractNum>
-  <w:num w:numId="1" w16cid:durableId="1448155228">
+  <w:num w:numId="1">
     <w:abstractNumId w:val="0"/>
   </w:num>
 </w:numbering>
 </file>
 
 <file path=word/styles.xml><?xml version="1.0" encoding="utf-8"?>
-<w:styles xmlns:mc="http://schemas.openxmlformats.org/markup-compatibility/2006" xmlns:r="http://schemas.openxmlformats.org/officeDocument/2006/relationships" xmlns:w="http://schemas.openxmlformats.org/wordprocessingml/2006/main" xmlns:w14="http://schemas.microsoft.com/office/word/2010/wordml" xmlns:w15="http://schemas.microsoft.com/office/word/2012/wordml" xmlns:w16cex="http://schemas.microsoft.com/office/word/2018/wordml/cex" xmlns:w16cid="http://schemas.microsoft.com/office/word/2016/wordml/cid" xmlns:w16="http://schemas.microsoft.com/office/word/2018/wordml" xmlns:w16du="http://schemas.microsoft.com/office/word/2023/wordml/word16du" xmlns:w16sdtdh="http://schemas.microsoft.com/office/word/2020/wordml/sdtdatahash" xmlns:w16sdtfl="http://schemas.microsoft.com/office/word/2024/wordml/sdtformatlock" xmlns:w16se="http://schemas.microsoft.com/office/word/2015/wordml/symex" mc:Ignorable="w14 w15 w16se w16cid w16 w16cex w16sdtdh w16sdtfl w16du">
+<w:styles xmlns:mc="http://schemas.openxmlformats.org/markup-compatibility/2006" xmlns:r="http://schemas.openxmlformats.org/officeDocument/2006/relationships" xmlns:w="http://schemas.openxmlformats.org/wordprocessingml/2006/main" xmlns:w14="http://schemas.microsoft.com/office/word/2010/wordml" xmlns:w15="http://schemas.microsoft.com/office/word/2012/wordml" xmlns:w16se="http://schemas.microsoft.com/office/word/2015/wordml/symex" mc:Ignorable="w14 w15 w16se">
   <w:docDefaults>
     <w:rPrDefault>
       <w:rPr>
@@ -1018,7 +1061,7 @@
       </w:pPr>
     </w:pPrDefault>
   </w:docDefaults>
-  <w:latentStyles w:defLockedState="0" w:defUIPriority="99" w:defSemiHidden="0" w:defUnhideWhenUsed="0" w:defQFormat="0" w:count="376">
+  <w:latentStyles w:defLockedState="0" w:defUIPriority="99" w:defSemiHidden="0" w:defUnhideWhenUsed="0" w:defQFormat="0" w:count="371">
     <w:lsdException w:name="Normal" w:uiPriority="0" w:qFormat="1"/>
     <w:lsdException w:name="heading 1" w:uiPriority="9" w:qFormat="1"/>
     <w:lsdException w:name="heading 2" w:semiHidden="1" w:uiPriority="9" w:unhideWhenUsed="1" w:qFormat="1"/>
@@ -1390,11 +1433,6 @@
     <w:lsdException w:name="List Table 5 Dark Accent 6" w:uiPriority="50"/>
     <w:lsdException w:name="List Table 6 Colorful Accent 6" w:uiPriority="51"/>
     <w:lsdException w:name="List Table 7 Colorful Accent 6" w:uiPriority="52"/>
-    <w:lsdException w:name="Mention" w:semiHidden="1" w:unhideWhenUsed="1"/>
-    <w:lsdException w:name="Smart Hyperlink" w:semiHidden="1" w:unhideWhenUsed="1"/>
-    <w:lsdException w:name="Hashtag" w:semiHidden="1" w:unhideWhenUsed="1"/>
-    <w:lsdException w:name="Unresolved Mention" w:semiHidden="1" w:unhideWhenUsed="1"/>
-    <w:lsdException w:name="Smart Link" w:semiHidden="1" w:unhideWhenUsed="1"/>
   </w:latentStyles>
   <w:style w:type="paragraph" w:default="1" w:styleId="a">
     <w:name w:val="Normal"/>
